--- a/example_articles/countries/Canada/2.countries_Canada_New_York_Times.docx
+++ b/example_articles/countries/Canada/2.countries_Canada_New_York_Times.docx
@@ -29,17 +29,17 @@
     </w:p>
     <w:p>
       <w:r>
-        <w:t>Source File: NYT/35.DOCX</w:t>
+        <w:t>Source file: NYT/35.DOCX</w:t>
       </w:r>
     </w:p>
     <w:p>
       <w:r>
-        <w:t>Raw locations result: ['Canada', 'NA']</w:t>
+        <w:t>Raw locations result, 'locations': ['Canada', 'NA']</w:t>
       </w:r>
     </w:p>
     <w:p>
       <w:r>
-        <w:t>countries_stand_flat (Standardized): Canada</w:t>
+        <w:t>Standardized locations result, 'countries_stand_flat': Canada</w:t>
       </w:r>
     </w:p>
     <w:p>

--- a/example_articles/countries/Canada/2.countries_Canada_New_York_Times.docx
+++ b/example_articles/countries/Canada/2.countries_Canada_New_York_Times.docx
@@ -7,9 +7,9 @@
         <w:pStyle w:val="Heading1"/>
       </w:pPr>
       <w:r>
-        <w:t>Market Place;</w:t>
+        <w:t>HOCKEY;</w:t>
         <w:br/>
-        <w:t>Nike stumbles amid a pack of troubles in its market.</w:t>
+        <w:t>Bourque, at 33, Is Still Mr. Defense</w:t>
       </w:r>
     </w:p>
     <w:p>
@@ -19,22 +19,22 @@
     </w:p>
     <w:p>
       <w:r>
-        <w:t>Date: 1993-09-24</w:t>
+        <w:t>Date: 1994-01-21</w:t>
       </w:r>
     </w:p>
     <w:p>
       <w:r>
-        <w:t>Section: Section D;; Section D; Page 6; Column 3; Financial Desk; Column 3;</w:t>
+        <w:t>Section: Section B;; Section B; Page 9; Column 3; Sports Desk; Column 3;</w:t>
       </w:r>
     </w:p>
     <w:p>
       <w:r>
-        <w:t>Source file: NYT/35.DOCX</w:t>
+        <w:t>Source file: NYT/49.DOCX</w:t>
       </w:r>
     </w:p>
     <w:p>
       <w:r>
-        <w:t>Raw locations result, 'locations': ['Canada', 'NA']</w:t>
+        <w:t>Raw locations result, 'locations': ['Canada']</w:t>
       </w:r>
     </w:p>
     <w:p>
@@ -51,31 +51,81 @@
     </w:p>
     <w:p>
       <w:r>
-        <w:t>HALFWAY through the 400-meter final at the world track and field championships last month in Stuttgart, Germany, Quincy Watts's left shoe fell apart. With his heel flapping, the American runner finished fourth in the race.</w:t>
+        <w:t>Ray Bourque will probably still be a Boston Bruin when the team leaves Boston Garden for its new arena in 1995. It only seems as if Bourque was playing when the old barn opened in 1928.</w:t>
         <w:br/>
-        <w:t>While this was bad enough for Mr. Watts, the 1992 Olympic champion, it was ghastly luck for Nike Inc., the athletic apparel company that made his shoes and prides itself as being the worldwide leader in marketing shoes for runners.</w:t>
+        <w:t>Now 33 years old and a 15-year veteran, Bourque is in Manhattan for the National Hockey League All-Star weekend. He will appear in Madison Square Garden tomorrow in his 13th midseason classic, where he is the career leader in assists with 10.</w:t>
         <w:br/>
-        <w:t>Yet a broken shoe could not have been a more fitting symbol for the company at the moment. Just as unusual heat on the track might have softened the glue that held Mr. Watts's shoe together, an unusual confluence of events has helped cut Nike's stock price nearly in half in less than a year.</w:t>
+        <w:t>Today he is likely to excel once again in the puck-shooting segment of the skills competition.</w:t>
         <w:br/>
-        <w:t>In late November, Nike class B shares traded at $90.25 on the New York Stock Exchange. After an announcement this week that earnings for the first quarter fell by 7 percent from a year earlier, the class B shares closed at $46.50 yesterday.</w:t>
+        <w:t>"I've won it three of the last four years," said Bourque, a smile spreading across his craggy facial features under bushy eyebrows and a bristly haircut. "The pressure will be on me this year."</w:t>
         <w:br/>
-        <w:t>Of all the factors for Nike's decline, several are worth noting for investment guidance.</w:t>
+        <w:t>Over the weekend, some of Bourque's Eastern Conference teammates and Western Conference rivals probably will ask him for his autograph or for a souvenir stick.</w:t>
         <w:br/>
-        <w:t>Foremost is economic trouble in Europe, especially in Germany and France, where unemployment has steadily increased in the last year: in Germany, from 6.5 percent in October to 8 percent in July; in France, from 10.3 to 11.7 percent over the same period.</w:t>
+        <w:t>"There's a lot of things that one exchanges," said Bourque, who might do some swapping himself. "The odd jersey. Some sticks. It's a time to get a lot of stuff autographed by a lot of the top players."</w:t>
         <w:br/>
-        <w:t>Track stars like Mr. Watts enjoy much greater celebrity in Europe than they do in the United States, where track and field is considered a minor sport.</w:t>
+        <w:t>As the league takes its midwinter break, Bourque still remains one of its top stars and best ambassadors, one of the classiest members of the senior class. He leads all defensemen in points with 53 on 13 goals and 40 assists this season.</w:t>
         <w:br/>
-        <w:t>"Especially among those 18 to 30 years old," said Willard Brown, a stock analyst for Dean Witter, Discover &amp; Company in Boston. "That's Nike's target audience."</w:t>
+        <w:t>Off the ice, Bourque's resume begins with family values and ends with charity work. In a sense, Bourque's understated elegance is appropriate for this thus-far uneventful season, filled with too many games ending with score lines like Florida 3, Anaheim 2.</w:t>
         <w:br/>
-        <w:t>But as much as Europeans yearn to run -- or dress -- as Mr. Watts does in athletic shoes that can be priced at $75 or more, hard times may mean making do with an old pair of shoes, and that has affected Nike. Its international sales of athletic shoes fell 10 percent for the first quarter, and sales of athletic apparel fell 13 percent.</w:t>
+        <w:t>"Ray understands that he is a role model as a superstar and he takes pride in it," said Gord Roberts, another one of Boston's veteran defensemen. "He's the kind of a guy who leans out the bus window to sign that last autograph."</w:t>
         <w:br/>
-        <w:t>Another factor has been the American market for athletic shoes. While Nike still commands the dominant position, with 33 percent of a market approaching $2 billion, Reebok International Ltd. continues to make a formidable challenge. Reebok holds about 25 percent of the market and seeks to grow with new directions in advertising and promotion.</w:t>
+        <w:t>Mike Milbury, Boston's assistant general manager, said Bourque "knows right from wrong and how a player should conduct himself both on and off the ice. He has earned the respect of his teammates and of his colleagues around the league. He loves coming to the rink."</w:t>
         <w:br/>
-        <w:t>Last week, Reebok switched advertising agencies, consolidating its $140 million worldwide brand account with the Leo Burnett Company of Chicago and leaving Chiat/Day, which had done impressive work with the Dan and Dave campaign last year, among others. A Reebok vice president said the move was made to help make Reebok "a world global brand."</w:t>
+        <w:t>Bourque is from St. Laurent, a working-class suburb of Montreal. His mother died from cancer when he was 12 and his father struggled financially. "The family was poor as church mice," said Steve Freyer, Bourque's agent.</w:t>
         <w:br/>
-        <w:t>Another factor is more difficult to quantify but is not so hard to spot: the growing popularity of the grunge look among young people. Torn trousers, frayed shirts and clunky boots are now fashion icons, not symbols of spare living. Doc Martens, the British working-class boots popularized by Madonna, among others, have played a major role in the trend. Those boots and mountain boots, chukka boots and military boots are replacing athletic shoes as the favorite choice of many youths for everyday wear.</w:t>
+        <w:t>Lise Desmarais, Bourque's older sister, said she still lives in the old neighborhood and neighbors come to her and her husband "if they have a need to see Raymond" about their problems or requests. One such recent case was a young hockey player whose father died from cancer. His coach brought the boy to the Forum to meet Bourque.</w:t>
         <w:br/>
-        <w:t>For all its problems, Nike has made an indelible mark on the popular culture with its promotional admonition "Just Do It," a phrase that has rocked more than a few people out of a sedentary life style. In Stuttgart, it was amended to "Just Glue It," and the same might be true for the company's finances until more favorable conditions return.</w:t>
+        <w:t>"Ray told him 'I know how you feel,' " said James Desmarais, Bourque's brother-in-law. Lise Demarais said the Bourque family grew up in an apartment house on Crevier Street that had eight units and 54 children stacked from floor to ceiling in bunk beds.</w:t>
+        <w:br/>
+        <w:t xml:space="preserve"> </w:t>
+        <w:br/>
+        <w:t>A Messy Signing</w:t>
+        <w:br/>
+        <w:t xml:space="preserve"> In St. Laurent, a slice of fried bologna served on Saturday night is called "Crevier Steak." It's meat for families having a good week financially.</w:t>
+        <w:br/>
+        <w:t>"We weren't from a rich background," said Bourque's sister. "My mother lost a few babies and there were a few handicaps. And five of us are alive, healthy and strong."</w:t>
+        <w:br/>
+        <w:t>Bourque signed a new contract last fall, but the signing was preceded by an unpleasant salary arbitration with the Bruins' general manager, Harry Sinden, the first such confrontation of Bourque's career. Bourque lost and was awarded $2.25 million, instead of the $4.25 million he requested.</w:t>
+        <w:br/>
+        <w:t>"It was extremely painful and very difficult," said Freyer, Bourque's agent. "Harry Sinden was on a crusade to protect his salary structure and to make a statement to the league that someone had to draw the line in the sand. We kept our mouths shut and let Harry do his end-zone dance."</w:t>
+        <w:br/>
+        <w:t xml:space="preserve"> </w:t>
+        <w:br/>
+        <w:t>Might Be a Bargain</w:t>
+        <w:br/>
+        <w:t xml:space="preserve"> When feelings calmed down and negotiations resumed, Sinden and Bourque settled on a five-year, $12.5 million deal that saved face for both sides. The length is flattering for an athlete older than most of his colleagues, and perhaps a wise investment for Sinden; Bourque might be a bargain in five seasons, if market prices keep increasing.</w:t>
+        <w:br/>
+        <w:t>Perhaps this is why he works to keep what he has earned. Because of off-ice conditioning in the summer, Bourque remains in top shape, still playing about 30 minutes each game. He has won the Norris trophy as the league's best defenseman four times and is a top contender this season.</w:t>
+        <w:br/>
+        <w:t>Roberts said Bourque has talked to him about the two Stanley Cup rings Roberts earned while playing in Pittsburgh. Bourque would like one, too, although it's not quite an obsession. Milbury, a former player and coach, has had similar conversations with Bourque.</w:t>
+        <w:br/>
+        <w:t>"He knows it's a very elusive thing, and that a lot of it is fate and luck," Milbury said.</w:t>
+        <w:br/>
+        <w:t>"I don't lose sleep over it," Bourque said.</w:t>
+        <w:br/>
+        <w:t>"But, obviously, it's something I'd love to have," he added. "It's the one thing lacking in my career so far. I'm always optimistic that, every year we go into, I always hope and I always think that we are going to have a good shot to get there. I take care of myself. I do a lot of working out in the summer time and it pays off. I really love the game. I think that's the big thing. I really enjoy myself and I think it shows up in my play."</w:t>
+        <w:br/>
+        <w:t xml:space="preserve"> </w:t>
+        <w:br/>
+        <w:t>A Master at Work</w:t>
+        <w:br/>
+        <w:t xml:space="preserve"> It certainly does, along with many other things. To focus on Bourque for an entire game is to witness and enjoy a blend of energy, savvy and skills of the highest order. Such a game was played Wednesday night in Montreal, a 3-3 tie. Only eight seconds after the opening faceoff, Bourque took the puck at his own blue line and suddenly fired it more than 100 feet at the Montreal net. Goalie Patrick Roy of Montreal had to react quickly to block the surprise shot.</w:t>
+        <w:br/>
+        <w:t>On defense, Bourque frequently broke up Canadiens' passing combinations with interceptions and, with one economical motion, he would sweep the puck away with passes that started attacks in the other direction. Such moments drew murmurs of admiration from the hockey sophisticates in the Forum.</w:t>
+        <w:br/>
+        <w:t>In Boston's attacking zone, Bourque sees the wide angles well, finding teammates like Joe Juneau with long passes and picking his spots to jump deep from the blue line toward the net. Against Montreal, he helped create Cam Neely's power-play goal with a pass to Juneau. When protecting his own goalie, Bourque has the knack of holding, hooking and shoving opposing forwards just long enough to nullify the danger but not long enough to get penalized.</w:t>
+        <w:br/>
+        <w:t>Kirk Muller, one of Montreal's power forwards, was frequently frustrated by Bourque's tactics, but not bitter.</w:t>
+        <w:br/>
+        <w:t>"He's very strong on his skates, you can't bump him off the puck, you've got to battle him all the time," Muller said. "He uses his strength and he's smart about it and he can hold you off without getting those penalties. He's having a great year. Sometimes he controls the game even now. Players admire his durability and his consistency."</w:t>
+        <w:br/>
+        <w:br/>
+        <w:t>Graphic</w:t>
+        <w:br/>
+        <w:br/>
+        <w:t xml:space="preserve"> </w:t>
+        <w:br/>
+        <w:t>Photo: At 33 years old, Ray Bourque remains one of the N.H.L.'s leading stars and best ambassadors. (pg. B9); Ray Bourque, who has won the puck-shooting segment of the skills competition in three of the last four years, is seeking another victory. (pg. B11) (Rick Stewart/Allsport)</w:t>
       </w:r>
     </w:p>
     <w:sectPr>

--- a/example_articles/countries/Canada/2.countries_Canada_New_York_Times.docx
+++ b/example_articles/countries/Canada/2.countries_Canada_New_York_Times.docx
@@ -7,9 +7,7 @@
         <w:pStyle w:val="Heading1"/>
       </w:pPr>
       <w:r>
-        <w:t>HOCKEY;</w:t>
-        <w:br/>
-        <w:t>Bourque, at 33, Is Still Mr. Defense</w:t>
+        <w:t>Love in All Its Feverish, Irrational Glory</w:t>
       </w:r>
     </w:p>
     <w:p>
@@ -19,17 +17,17 @@
     </w:p>
     <w:p>
       <w:r>
-        <w:t>Date: 1994-01-21</w:t>
+        <w:t>Date: 2009-08-29</w:t>
       </w:r>
     </w:p>
     <w:p>
       <w:r>
-        <w:t>Section: Section B;; Section B; Page 9; Column 3; Sports Desk; Column 3;</w:t>
+        <w:t>Section: Section C; Column 0; The Arts/Cultural Desk; Pg. 1; THEATER</w:t>
       </w:r>
     </w:p>
     <w:p>
       <w:r>
-        <w:t>Source file: NYT/49.DOCX</w:t>
+        <w:t>Source file: NYT/45.DOCX</w:t>
       </w:r>
     </w:p>
     <w:p>
@@ -51,73 +49,56 @@
     </w:p>
     <w:p>
       <w:r>
-        <w:t>Ray Bourque will probably still be a Boston Bruin when the team leaves Boston Garden for its new arena in 1995. It only seems as if Bourque was playing when the old barn opened in 1928.</w:t>
+        <w:t>''Reason and love keep little company together nowadays,'' says Bottom in ''A Midsummer Night's Dream,'' marveling at the suddenly smitten Titania's professions of besotted attraction. The unreasoning nature of love -- and the troubles that attend it -- are on vivid display at the Stratford Shakespeare Festival here, where productions of plays and musicals spanning several centuries turn on fated attractions that rarely end happily.</w:t>
         <w:br/>
-        <w:t>Now 33 years old and a 15-year veteran, Bourque is in Manhattan for the National Hockey League All-Star weekend. He will appear in Madison Square Garden tomorrow in his 13th midseason classic, where he is the career leader in assists with 10.</w:t>
+        <w:t xml:space="preserve">  A reasonable Maria would not fall for Tony in ''West Side Story.'' A sensible Phedre would know better than to admit her love for her stepson, Hippolytus. Cyrano de Bergerac's willingness to express his rapture only through an intermediary with a less pronounced proboscis does not bring satisfaction to any of the parties involved. But if passions were ruled by the intellect, literature and life would inarguably be a duller business, and an awful lot of stages would be empty.</w:t>
         <w:br/>
-        <w:t>Today he is likely to excel once again in the puck-shooting segment of the skills competition.</w:t>
+        <w:t xml:space="preserve">  Under  Des McAnuff, who took over the job of artistic director this season after sharing it with two others last year, the Stratford Shakespeare Festival has begun adding more high-profile directors to its roster. This season David Grindley, the British director who has been working regularly on Broadway in recent seasons, staged ''A Midsummer Night's Dream.'' Gary Griffin, of Chicago, who directed the musical adaptation of ''The Color Purple'' on Broadway, was entrusted with ''West Side Story.'' Carey Perloff, the artistic director of the American Conservatory Theater in San Francisco, tackled Racine's ''Phedre.'' Joining the company next year, for ''Kiss Me, Kate,'' is John Doyle, whose productions of Stephen Sondheim musicals have won acclaim in New York. </w:t>
         <w:br/>
-        <w:t>"I've won it three of the last four years," said Bourque, a smile spreading across his craggy facial features under bushy eyebrows and a bristly haircut. "The pressure will be on me this year."</w:t>
+        <w:t xml:space="preserve">  Mr. Griffin has made the biggest splash with his vibrant, propulsive  ''West Side Story,'' this year's  breakout hit. (Both ''West Side Story'' and Mr. McAnuff's revival of ''A Funny Thing Happened on the Way to the Forum'' have extended their runs by a week and now end in early November, when the season concludes.)  In contrast to the bland, zest-free production currently on Broadway, Mr. Griffin's throbs with a warm human pulse.</w:t>
         <w:br/>
-        <w:t>Over the weekend, some of Bourque's Eastern Conference teammates and Western Conference rivals probably will ask him for his autograph or for a souvenir stick.</w:t>
+        <w:t xml:space="preserve">  His leading players, Paul Nolan as Tony, and Chilina Kennedy as Maria, are ardent, expressive young actors and able singers. Lanky and spry, and convincing as a working-class kid of Polish ancestry, Mr. Nolan flings himself into the role with a captivating athleticism. </w:t>
         <w:br/>
-        <w:t>"There's a lot of things that one exchanges," said Bourque, who might do some swapping himself. "The odd jersey. Some sticks. It's a time to get a lot of stuff autographed by a lot of the top players."</w:t>
+        <w:t xml:space="preserve">  Ms. Kennedy inflects her performance with a softly fiery  quality that cuts the sweetness. You believe that the disorienting excitement Tony and Maria suddenly feel at life's unexpected possibilities could inspire these two to acts of courage, defiance, recklessness. </w:t>
         <w:br/>
-        <w:t>As the league takes its midwinter break, Bourque still remains one of its top stars and best ambassadors, one of the classiest members of the senior class. He leads all defensemen in points with 53 on 13 goals and 40 assists this season.</w:t>
+        <w:t xml:space="preserve">  Mr. Griffin's supporting players also bring individual stamps to their roles. The statuesque Jennifer Rias is a gently wry Anita, and the Jets and Sharks come in assorted shapes and sizes, with varying personalities to match. Sergio Trujillo has deftly reconfigured Jerome Robbins's celebrated choreography for the Festival Theater's thrust stage. The dancing is not always top-tier, but in contrast to the gym-toned chorus on Broadway, these gang members exude a charged, youthful intensity that comes closer to erasing the staginess that tends to infect contemporary presentations of Mr. Robbins's airborne toughs.</w:t>
         <w:br/>
-        <w:t>Off the ice, Bourque's resume begins with family values and ends with charity work. In a sense, Bourque's understated elegance is appropriate for this thus-far uneventful season, filled with too many games ending with score lines like Florida 3, Anaheim 2.</w:t>
+        <w:t xml:space="preserve">  Not all of Mr. Griffin's choices are commendable -- can we please return to a ''Somewhere'' sung by a soprano offstage, as opposed to a child onstage? -- but the vitality of the production is a welcome reminder that this landmark mid-20th-century musical can still captivate audiences today. </w:t>
         <w:br/>
-        <w:t>"Ray understands that he is a role model as a superstar and he takes pride in it," said Gord Roberts, another one of Boston's veteran defensemen. "He's the kind of a guy who leans out the bus window to sign that last autograph."</w:t>
+        <w:t xml:space="preserve">  Although discovering new performers like the young leads of ''West Side Story'' is one of the pleasures of attending theater away from the world's arts capitals, Stratford has its stars too. Colm Feore is not a household name in America -- though his Cassius outshone no less a luminary than Denzel Washington in the 2005 Broadway revival of ''Julius Caesar'' -- but he has been a leading player at Stratford for three decades and returned this season to play the title roles in ''Macbeth'' and ''Cyrano de Bergerac.'' </w:t>
         <w:br/>
-        <w:t>Mike Milbury, Boston's assistant general manager, said Bourque "knows right from wrong and how a player should conduct himself both on and off the ice. He has earned the respect of his teammates and of his colleagues around the league. He loves coming to the rink."</w:t>
+        <w:t xml:space="preserve">  Mr. McAnuff's ''Macbeth,'' set in modern Africa, with predictable flashes of artillery-fueled violence, feels like a pallid retread of the Rupert Goold production seen on Broadway in 2008, starring Patrick Stewart. For his part, Mr. Feore seems wary of the ferocious impulses that drive Macbeth to his bloody deeds. An accomplished classicist, he delivers the famous soliloquies with intelligence, but they feel more like public performances than intimate, unsettling glimpses into the tortured workings of an unquiet mind. </w:t>
         <w:br/>
-        <w:t>Bourque is from St. Laurent, a working-class suburb of Montreal. His mother died from cancer when he was 12 and his father struggled financially. "The family was poor as church mice," said Steve Freyer, Bourque's agent.</w:t>
+        <w:t xml:space="preserve">  His Cyrano, by contrast, is exemplary. Directed by Mr. Feore's wife, Donna Feore, the production is bustling and traditional, with capering crowds and sumptuous period costumes. Mr. Feore provides the still, emotionally resonant center as the noble poet and deft swordsman whose fate it is to love only by proxy, channeling powerful feeling into cerebral expression.</w:t>
         <w:br/>
-        <w:t>Lise Desmarais, Bourque's older sister, said she still lives in the old neighborhood and neighbors come to her and her husband "if they have a need to see Raymond" about their problems or requests. One such recent case was a young hockey player whose father died from cancer. His coach brought the boy to the Forum to meet Bourque.</w:t>
+        <w:t xml:space="preserve">  The dialogue is seasoned with passages in the original French, and Mr. Feore speaks both languages with a refinement that exemplifies Cyrano's gallantry and dedication to living, fighting, loving and dying in style, even if it means sacrificing his lone chance at love. </w:t>
         <w:br/>
-        <w:t>"Ray told him 'I know how you feel,' " said James Desmarais, Bourque's brother-in-law. Lise Demarais said the Bourque family grew up in an apartment house on Crevier Street that had eight units and 54 children stacked from floor to ceiling in bunk beds.</w:t>
+        <w:t xml:space="preserve">  The amorous career of the Athenian king Theseus provides a link between the other two revivals I saw at the festival this year, Shakespeare's ''Dream'' and Racine's ''Phedre.''  He appears in both plays, his marriage to Hippolyta in ''Dream'' having ended after he sets his sights on the seductive Phedre. Mr. Grindley's autumnal production of Shakespeare's comedy accentuates the dark side of love's absurdities. It begins with a jarring burst of gunfire, perhaps meant to suggest Theseus' forceful abduction of Hippolyta (although these events precede the play).</w:t>
         <w:br/>
-        <w:t xml:space="preserve"> </w:t>
+        <w:t xml:space="preserve">  An accumulating carpet of dead leaves and a flurry of snowfall seem to belie the play's title, but the Athenian climate is  said to be betwixt and between,  thanks to the disorder in the realm of the fairies, where Titania (Yanna McIntosh) and Oberon (Dion Johnstone) are at odds. But can their conflict so upset the progress of time that the 1950s and the '80s coexist onstage?</w:t>
         <w:br/>
-        <w:t>A Messy Signing</w:t>
+        <w:t xml:space="preserve">  So it would appear, since the Athenians are dressed in tight-waisted, full-skirted dresses and natty suits, while the inhabitants of the spirit realm are decked out in ripped fishnets, tight leather and tangled bird's nests of hair. The Puck of Tom Rooney looks like Robert Smith of the Cure, and tends toward the smirking and sour. </w:t>
         <w:br/>
-        <w:t xml:space="preserve"> In St. Laurent, a slice of fried bologna served on Saturday night is called "Crevier Steak." It's meat for families having a good week financially.</w:t>
+        <w:t xml:space="preserve">  Too much about Mr. Grindley's production feels calculated to confound expectations of an airy, romping romance, including the somewhat awkward set. It was designed to pay tribute to the original configuration of the theater's classical stage, created by Tanya Moiseiwitsch. Early in the play the protruding balcony breaks apart and pitches forward, creating a jagged wooden precipice in the center of the stage that both impedes the flow of traffic and provides awkward, uncomfortable-looking perches for the actors.  </w:t>
         <w:br/>
-        <w:t>"We weren't from a rich background," said Bourque's sister. "My mother lost a few babies and there were a few handicaps. And five of us are alive, healthy and strong."</w:t>
+        <w:t xml:space="preserve">  The standout performance  comes, as it often does, in the role of Bottom, played by Geraint Wyn Davies, a terrific Shakespearean actor in his sixth season at the festival. (He also appears as Duncan in ''Macbeth'' and takes the title role in ''Julius Caesar.'') Mr. Davies employs a ripe Welsh accent that adds pungent color to his funny but tender turn   as the weaver swept up both in the giddy dream of theatrical fame and in the conflict between Oberon and Titania. Mr. Grindley's bawdy innovations in the inept Pyramus and Thisbe play are crowd-pleasing but too vulgar for my taste. Mr. Davies's thoroughly winning performance  has a delicacy and wondering sweetness that provide a nice antidote. </w:t>
         <w:br/>
-        <w:t>Bourque signed a new contract last fall, but the signing was preceded by an unpleasant salary arbitration with the Bruins' general manager, Harry Sinden, the first such confrontation of Bourque's career. Bourque lost and was awarded $2.25 million, instead of the $4.25 million he requested.</w:t>
+        <w:t xml:space="preserve">  A touch of vulgarity might not be amiss in Ms. Perloff's accomplished, stately and slightly antiseptic production of ''Phedre,'' which will be restaged at the American Conservatory Theater,   beginning in January. A measure of stateliness is built into Racine's play, structured as it is according to the strictures of Greek tragedy as interpreted by the neo-Classicists of 17th-century France.</w:t>
         <w:br/>
-        <w:t>"It was extremely painful and very difficult," said Freyer, Bourque's agent. "Harry Sinden was on a crusade to protect his salary structure and to make a statement to the league that someone had to draw the line in the sand. We kept our mouths shut and let Harry do his end-zone dance."</w:t>
+        <w:t xml:space="preserve">  The new, unrhymed verse translation by the playwright Timberlake Wertenbaker is clear and precise, though it lacks the lyric thrust and potency of the Ted Hughes version  often used today. (The recent production at the National Theater in London, starring a febrile Helen Mirren, used the Hughes, as did the Diana Rigg staging from the Almeida Theater seen in New York in 1999.) Ms. Perloff forsakes Greek garb for costumes from Racine's era, the France of Louis XIV, a choice that adds another corseting layer of decorousness. </w:t>
         <w:br/>
-        <w:t xml:space="preserve"> </w:t>
+        <w:t xml:space="preserve">  As Phedre, the wife of Theseus who has long harbored an illicit attraction to her stepson, Hippolytus, the renowned actress and Stratford veteran Seana McKenna emphasizes the tight  rein this inwardly tortured woman keeps on her feelings. Although her tear-prone eyes betray a volatility simmering under the queenly surface, Ms. McKenna's Phedre rarely lets go of her  firm grip on her emotions, even when she faces the humiliation of having her confession of love bitterly repudiated. Neither the strutting Theseus of Tom McCamus nor the rather bland Hippolytus of Jonathan Goad seems to unleash the furies in her soul.</w:t>
         <w:br/>
-        <w:t>Might Be a Bargain</w:t>
+        <w:t xml:space="preserve">  In fact, the most complex and compellingly drawn relationship in the production is that of Phedre and her confidante, Oenone, played with captivating command by Roberta Maxwell, a Stratford veteran returning to the festival's stages for the first time in 15 years. Ms. McKenna's tense Phedre bares her heart only to the mothering Oenone, whose dedication to serving Phedre's ends will have fatal consequences.</w:t>
         <w:br/>
-        <w:t xml:space="preserve"> When feelings calmed down and negotiations resumed, Sinden and Bourque settled on a five-year, $12.5 million deal that saved face for both sides. The length is flattering for an athlete older than most of his colleagues, and perhaps a wise investment for Sinden; Bourque might be a bargain in five seasons, if market prices keep increasing.</w:t>
+        <w:t xml:space="preserve">  Phedre's bitter rebuke of her helpmate is the unexpected emotional climax of the play, as Ms. Maxwell's shell-shocked Oenone gathers herself together and limps offstage to her doom. Perhaps no less than the woman she serves, Oenone is driven by an obsessive love to act rashly, resulting in the destruction of both herself and the object of her dedication. </w:t>
         <w:br/>
-        <w:t>Perhaps this is why he works to keep what he has earned. Because of off-ice conditioning in the summer, Bourque remains in top shape, still playing about 30 minutes each game. He has won the Norris trophy as the league's best defenseman four times and is a top contender this season.</w:t>
+        <w:t xml:space="preserve">  Of course all of Oenone's advice to Phedre -- to declare her love, then to deny the declaration to her husband and accuse Hippolytus -- seemed cleverly calculated and well considered at the time. Both women learn the hard way that a reasonable approach to the pursuit of love will not get you very far.</w:t>
         <w:br/>
-        <w:t>Roberts said Bourque has talked to him about the two Stanley Cup rings Roberts earned while playing in Pittsburgh. Bourque would like one, too, although it's not quite an obsession. Milbury, a former player and coach, has had similar conversations with Bourque.</w:t>
+        <w:t xml:space="preserve">  The Stratford Shakespeare Festival in Ontario runs through Nov. 8; stratfordfestival.ca.  </w:t>
         <w:br/>
-        <w:t>"He knows it's a very elusive thing, and that a lot of it is fate and luck," Milbury said.</w:t>
         <w:br/>
-        <w:t>"I don't lose sleep over it," Bourque said.</w:t>
-        <w:br/>
-        <w:t>"But, obviously, it's something I'd love to have," he added. "It's the one thing lacking in my career so far. I'm always optimistic that, every year we go into, I always hope and I always think that we are going to have a good shot to get there. I take care of myself. I do a lot of working out in the summer time and it pays off. I really love the game. I think that's the big thing. I really enjoy myself and I think it shows up in my play."</w:t>
-        <w:br/>
-        <w:t xml:space="preserve"> </w:t>
-        <w:br/>
-        <w:t>A Master at Work</w:t>
-        <w:br/>
-        <w:t xml:space="preserve"> It certainly does, along with many other things. To focus on Bourque for an entire game is to witness and enjoy a blend of energy, savvy and skills of the highest order. Such a game was played Wednesday night in Montreal, a 3-3 tie. Only eight seconds after the opening faceoff, Bourque took the puck at his own blue line and suddenly fired it more than 100 feet at the Montreal net. Goalie Patrick Roy of Montreal had to react quickly to block the surprise shot.</w:t>
-        <w:br/>
-        <w:t>On defense, Bourque frequently broke up Canadiens' passing combinations with interceptions and, with one economical motion, he would sweep the puck away with passes that started attacks in the other direction. Such moments drew murmurs of admiration from the hockey sophisticates in the Forum.</w:t>
-        <w:br/>
-        <w:t>In Boston's attacking zone, Bourque sees the wide angles well, finding teammates like Joe Juneau with long passes and picking his spots to jump deep from the blue line toward the net. Against Montreal, he helped create Cam Neely's power-play goal with a pass to Juneau. When protecting his own goalie, Bourque has the knack of holding, hooking and shoving opposing forwards just long enough to nullify the danger but not long enough to get penalized.</w:t>
-        <w:br/>
-        <w:t>Kirk Muller, one of Montreal's power forwards, was frequently frustrated by Bourque's tactics, but not bitter.</w:t>
-        <w:br/>
-        <w:t>"He's very strong on his skates, you can't bump him off the puck, you've got to battle him all the time," Muller said. "He uses his strength and he's smart about it and he can hold you off without getting those penalties. He's having a great year. Sometimes he controls the game even now. Players admire his durability and his consistency."</w:t>
+        <w:t>http://www.nytimes.com</w:t>
         <w:br/>
         <w:br/>
         <w:t>Graphic</w:t>
@@ -125,7 +106,11 @@
         <w:br/>
         <w:t xml:space="preserve"> </w:t>
         <w:br/>
-        <w:t>Photo: At 33 years old, Ray Bourque remains one of the N.H.L.'s leading stars and best ambassadors. (pg. B9); Ray Bourque, who has won the puck-shooting segment of the skills competition in three of the last four years, is seeking another victory. (pg. B11) (Rick Stewart/Allsport)</w:t>
+        <w:t>PHOTOS: Chilina Kennedy and Paul Nolan in a ''West Side Story'' revival in Ontario. (C1)</w:t>
+        <w:br/>
+        <w:t>Seana McKenna as the love-struck title character in ''Phedre.''</w:t>
+        <w:br/>
+        <w:t xml:space="preserve"> Above left, Colm Feore, right, and Mike Shara in ''Cyrano de Bergerac,'' directed by Donna Feore. Above right, Michael Spencer-Davis, left, and Geraint Wyn Davies in David Grindley's ''Midsummer Night's Dream'' at the Stratford Shakespeare Festival. (PHOTOGRAPHS BY DAVID HOU) (C5)</w:t>
       </w:r>
     </w:p>
     <w:sectPr>
